--- a/docs/论文类/正文/论文：面向地产项目团队的信息协同型AI智能体架构设计与实践.docx
+++ b/docs/论文类/正文/论文：面向地产项目团队的信息协同型AI智能体架构设计与实践.docx
@@ -178,7 +178,28 @@
           <w:color w:val="auto"/>
           <w:sz w:val="21"/>
         </w:rPr>
-        <w:t>地产行业数字化建设持续推进，各类协同工具与项目管理系统逐步普及，企业积累了大量结构化的业务数据与文档资料。然而，项目团队内部的信息流仍以人员为核心节点、按行政层级传导——一线现场的细节信息、问题处理过程、试错经验与隐性判断，在层层汇报中被逐步过滤和简化，最终仅保留精炼的结果文档进入正式系统。大量过程性信息散落在个人头脑、即时通讯记录和零散文件中，随人员流动形成信息孤岛。与此同时，企业存量项目资料规模庞大，但受限于检索效率与组织方式，其复用价值未能得到充分发挥，难以转化为团队可复用的组织能力。</w:t>
+        <w:t>地产行业数字化建设持续推进，各类协同工具与项目管理系统逐步普及，企业积累了大量结构化的业务数据与文档资料。然而，项目团队内部的信息流仍以人员为核心节点、按行政层级传导</w:t>
+      </w:r>
+      <w:r>
+        <w:rPr>
+          <w:rFonts w:hint="eastAsia" w:cs="Times New Roman"/>
+          <w:i w:val="0"/>
+          <w:iCs w:val="0"/>
+          <w:color w:val="auto"/>
+          <w:sz w:val="21"/>
+          <w:lang w:eastAsia="zh-CN"/>
+        </w:rPr>
+        <w:t>，</w:t>
+      </w:r>
+      <w:r>
+        <w:rPr>
+          <w:rFonts w:ascii="Times New Roman" w:hAnsi="Times New Roman" w:eastAsia="宋体" w:cs="Times New Roman"/>
+          <w:i w:val="0"/>
+          <w:iCs w:val="0"/>
+          <w:color w:val="auto"/>
+          <w:sz w:val="21"/>
+        </w:rPr>
+        <w:t>一线现场的细节信息、问题处理过程、试错经验与隐性判断，在层层汇报中被逐步过滤和简化，最终仅保留精炼的结果文档进入正式系统。大量过程性信息散落在个人头脑、即时通讯记录和零散文件中，随人员流动形成信息孤岛。与此同时，企业存量项目资料规模庞大，但受限于检索效率与组织方式，其复用价值未能得到充分发挥，难以转化为团队可复用的组织能力。</w:t>
       </w:r>
     </w:p>
     <w:p>
@@ -610,7 +631,28 @@
           <w:color w:val="auto"/>
           <w:sz w:val="21"/>
         </w:rPr>
-        <w:t>在上述定位下，面向垂直领域的团队智能体需承担两项核心功能。其一，作为协同枢纽连接团队成员，降低跨角色、跨层级的信息流转成本，提供高效的信息协同支持。其二，构建项目态势感知能力，将动态更新的项目进展、企业组织架构、规范标准与历史经验整合为统一的公共信息环境，作为AI响应团队需求时共享的公共记忆与一致信息源。这两项功能的结合，构成了垂直领域团队智能体区别于通用对话机器人与单点工具的本质特征——它不是个人使用的问答工具，而是嵌入团队组织、持续积累公共认知的信息基础设施。</w:t>
+        <w:t>在上述定位下，面向垂直领域的团队智能体需承担两项核心功能。其一，作为协同枢纽连接团队成员，降低跨角色、跨层级的信息流转成本，提供高效的信息协同支持。其二，构建项目态势感知能力，将动态更新的项目进展、企业组织架构、规范标准与历史经验整合为统一的公共信息环境，作为AI响应团队需求时共享的公共记忆与一致信息源。这两项功能的结合，构成了垂直领域团队智能体区别于通用对话机器人与单点工具的本质特征</w:t>
+      </w:r>
+      <w:r>
+        <w:rPr>
+          <w:rFonts w:hint="eastAsia" w:cs="Times New Roman"/>
+          <w:i w:val="0"/>
+          <w:iCs w:val="0"/>
+          <w:color w:val="auto"/>
+          <w:sz w:val="21"/>
+          <w:lang w:eastAsia="zh-CN"/>
+        </w:rPr>
+        <w:t>：</w:t>
+      </w:r>
+      <w:r>
+        <w:rPr>
+          <w:rFonts w:ascii="Times New Roman" w:hAnsi="Times New Roman" w:eastAsia="宋体" w:cs="Times New Roman"/>
+          <w:i w:val="0"/>
+          <w:iCs w:val="0"/>
+          <w:color w:val="auto"/>
+          <w:sz w:val="21"/>
+        </w:rPr>
+        <w:t>它不是个人使用的问答工具，而是嵌入团队组织、持续积累公共认知的信息基础设施。</w:t>
       </w:r>
     </w:p>
     <w:p>
@@ -851,7 +893,19 @@
           <w:color w:val="auto"/>
           <w:sz w:val="21"/>
         </w:rPr>
-        <w:t>本文的研究涉及组织知识管理、AI Agent 工程应用和产业数字化三个方面。前两者分别为本文提供组织知识与智能体技术方面的研究基础，产业数字化研究则提供了将相关技术应用于实际业务场景的实践背景。现有研究已经分别对这些问题进行了较为充分的讨论，但针对垂直行业团队，如何将组织知识管理要求与 AI Agent 的工程实现结合起来，仍有进一步探索的空间。本章分别梳理相关研究，并在此基础上说明本文的研究路径和具体定位。</w:t>
+        <w:t>本文的研究涉及组织知识管理、AI Agent 工程应用和产业数字化三个方面。前两者分别为本文提供组织知识与智能体技术方面的研究基础，产业数字化研究则提供了将相关技术应用于实际业务场景的实践背景。现有研究已经分别对这些问题进行了较为充分的讨论，但针对垂直行业团队，如何将组织知识管理要求与 AI Agent 的工程实现结合起来，仍有进一步探</w:t>
+      </w:r>
+      <w:bookmarkStart w:id="0" w:name="_GoBack"/>
+      <w:bookmarkEnd w:id="0"/>
+      <w:r>
+        <w:rPr>
+          <w:rFonts w:ascii="Times New Roman" w:hAnsi="Times New Roman" w:eastAsia="宋体" w:cs="Times New Roman"/>
+          <w:i w:val="0"/>
+          <w:iCs w:val="0"/>
+          <w:color w:val="auto"/>
+          <w:sz w:val="21"/>
+        </w:rPr>
+        <w:t>索的空间。本章分别梳理相关研究，并在此基础上说明本文的研究路径和具体定位。</w:t>
       </w:r>
     </w:p>
     <w:p>
@@ -1913,7 +1967,28 @@
           <w:color w:val="auto"/>
           <w:sz w:val="21"/>
         </w:rPr>
-        <w:t>产业数字化与工程AI领域的实践为本文提供了行业参照。经过多年发展，项目管理系统、BIM平台、协同办公系统及各类专业AI工具已形成较为成熟的数字化基础。传统数字化系统的特点是强流程、强结构、弱自然语言交互与动态适应能力——其优势在于处理预设好的标准化业务流程，而在非结构化、情境化的日常沟通信息处理方面存在局限。当前单点AI工具的特点则是强自然语言处理能力、强专业任务表现，但在团队信息的持续沉淀与组织级协同方面较为薄弱。</w:t>
+        <w:t>产业数字化与工程AI领域的实践为本文提供了行业参照。经过多年发展，项目管理系统、BIM平台、协同办公系统及各类专业AI工具已形成较为成熟的数字化基础。传统数字化系统的特点是强流程、强结构、弱自然语言交互与动态适应能力</w:t>
+      </w:r>
+      <w:r>
+        <w:rPr>
+          <w:rFonts w:hint="eastAsia" w:cs="Times New Roman"/>
+          <w:i w:val="0"/>
+          <w:iCs w:val="0"/>
+          <w:color w:val="auto"/>
+          <w:sz w:val="21"/>
+          <w:lang w:eastAsia="zh-CN"/>
+        </w:rPr>
+        <w:t>，</w:t>
+      </w:r>
+      <w:r>
+        <w:rPr>
+          <w:rFonts w:ascii="Times New Roman" w:hAnsi="Times New Roman" w:eastAsia="宋体" w:cs="Times New Roman"/>
+          <w:i w:val="0"/>
+          <w:iCs w:val="0"/>
+          <w:color w:val="auto"/>
+          <w:sz w:val="21"/>
+        </w:rPr>
+        <w:t>其优势在于处理预设好的标准化业务流程，而在非结构化、情境化的日常沟通信息处理方面存在局限。当前单点AI工具的特点则是强自然语言处理能力、强专业任务表现，但在团队信息的持续沉淀与组织级协同方面较为薄弱。</w:t>
       </w:r>
     </w:p>
     <w:p>
@@ -2194,12 +2269,6 @@
             <w:insideH w:val="single" w:color="000000" w:sz="4" w:space="0"/>
             <w:insideV w:val="single" w:color="000000" w:sz="4" w:space="0"/>
           </w:tblBorders>
-          <w:tblCellMar>
-            <w:top w:w="0" w:type="dxa"/>
-            <w:left w:w="108" w:type="dxa"/>
-            <w:bottom w:w="0" w:type="dxa"/>
-            <w:right w:w="108" w:type="dxa"/>
-          </w:tblCellMar>
         </w:tblPrEx>
         <w:trPr>
           <w:tblHeader/>
@@ -3319,19 +3388,7 @@
           <w:color w:val="auto"/>
           <w:sz w:val="21"/>
         </w:rPr>
-        <w:t>具体而言，工具化辅助定位确保了人的决策权威与责任边界清晰；团队级公共智能体构建了持续积累的组织知识载体；自</w:t>
-      </w:r>
-      <w:bookmarkStart w:id="0" w:name="_GoBack"/>
-      <w:bookmarkEnd w:id="0"/>
-      <w:r>
-        <w:rPr>
-          <w:rFonts w:ascii="Times New Roman" w:hAnsi="Times New Roman" w:eastAsia="宋体" w:cs="Times New Roman"/>
-          <w:i w:val="0"/>
-          <w:iCs w:val="0"/>
-          <w:color w:val="auto"/>
-          <w:sz w:val="21"/>
-        </w:rPr>
-        <w:t>然语言持续嵌入解决了信息采集的门槛问题；扩展与演进原则保障了系统在适应多样化场景的同时不失控。四者相互配合，共同构成了团队信息协同型智能体的设计基础。</w:t>
+        <w:t>具体而言，工具化辅助定位确保了人的决策权威与责任边界清晰；团队级公共智能体构建了持续积累的组织知识载体；自然语言持续嵌入解决了信息采集的门槛问题；扩展与演进原则保障了系统在适应多样化场景的同时不失控。四者相互配合，共同构成了团队信息协同型智能体的设计基础。</w:t>
       </w:r>
     </w:p>
     <w:p>
@@ -3741,7 +3798,28 @@
           <w:color w:val="auto"/>
           <w:sz w:val="21"/>
         </w:rPr>
-        <w:t>区别于通用Agent中宪法式的伦理原则，组织规则书注入的是地产企业真实运行的规则与标准，使得系统的行为能够与组织意志直接对齐。这一设计是工具化辅助定位原则在信息层面的保障——通过明确的规则边界，限定AI的作用域，避免越权行为的发生。</w:t>
+        <w:t>区别于通用Agent中宪法式的伦理原则，组织规则书注入的是地产企业真实运行的规则与标准，使得系统的行为能够与组织意志直接对齐。这一设计是工具化辅助定位原则在信息层面的保障</w:t>
+      </w:r>
+      <w:r>
+        <w:rPr>
+          <w:rFonts w:hint="eastAsia" w:cs="Times New Roman"/>
+          <w:i w:val="0"/>
+          <w:iCs w:val="0"/>
+          <w:color w:val="auto"/>
+          <w:sz w:val="21"/>
+          <w:lang w:eastAsia="zh-CN"/>
+        </w:rPr>
+        <w:t>：</w:t>
+      </w:r>
+      <w:r>
+        <w:rPr>
+          <w:rFonts w:ascii="Times New Roman" w:hAnsi="Times New Roman" w:eastAsia="宋体" w:cs="Times New Roman"/>
+          <w:i w:val="0"/>
+          <w:iCs w:val="0"/>
+          <w:color w:val="auto"/>
+          <w:sz w:val="21"/>
+        </w:rPr>
+        <w:t>通过明确的规则边界，限定AI的作用域，避免越权行为的发生。</w:t>
       </w:r>
     </w:p>
     <w:p>
@@ -4413,7 +4491,28 @@
           <w:color w:val="auto"/>
           <w:sz w:val="21"/>
         </w:rPr>
-        <w:t>任务智能体采用结构化输出优先的执行模式。在这一模式下，LLM的作用是完成”自然语言→结构化参数”的映射，而具体的业务操作由预定义的工具和流程完成。这一设计契合地产领域”流程固定、参数可变”的业务特征，较ReAct等自由工具选择模式能够降低延迟与错选风险。Toolformer等研究展示了LLM调用工具的经典范式[10]，而本文的结构化输出优先模式可视为在垂直领域场景下对工具调用模式的进一步特化——通过减少LLM的自由决策空间来提升执行的稳定性和可预测性。</w:t>
+        <w:t>任务智能体采用结构化输出优先的执行模式。在这一模式下，LLM的作用是完成”自然语言→结构化参数”的映射，而具体的业务操作由预定义的工具和流程完成。这一设计契合地产领域”流程固定、参数可变”的业务特征，较ReAct等自由工具选择模式能够降低延迟与错选风险。Toolformer等研究展示了LLM调用工具的经典范式[10]，而本文的结构化输出优先模式可视为在垂直领域场景下对工具调用模式的进一步特化</w:t>
+      </w:r>
+      <w:r>
+        <w:rPr>
+          <w:rFonts w:hint="eastAsia" w:cs="Times New Roman"/>
+          <w:i w:val="0"/>
+          <w:iCs w:val="0"/>
+          <w:color w:val="auto"/>
+          <w:sz w:val="21"/>
+          <w:lang w:eastAsia="zh-CN"/>
+        </w:rPr>
+        <w:t>，</w:t>
+      </w:r>
+      <w:r>
+        <w:rPr>
+          <w:rFonts w:ascii="Times New Roman" w:hAnsi="Times New Roman" w:eastAsia="宋体" w:cs="Times New Roman"/>
+          <w:i w:val="0"/>
+          <w:iCs w:val="0"/>
+          <w:color w:val="auto"/>
+          <w:sz w:val="21"/>
+        </w:rPr>
+        <w:t>通过减少LLM的自由决策空间来提升执行的稳定性和可预测性。</w:t>
       </w:r>
     </w:p>
     <w:p>
@@ -4869,7 +4968,28 @@
           <w:color w:val="auto"/>
           <w:sz w:val="21"/>
         </w:rPr>
-        <w:t>验收后阶段，主管现场核查发现花岗岩色差与板缝超标后反馈缺陷。SessionAgent将请求拆解为规范比对、合同条款查询与历史经验检索三个工作项。WorkItemAgent分别通过RAG检索组织规则书匹配验收标准与返工整改条款，通过DB查询合同违约条款，通过RAG检索项目态势书获取历史同类问题的处理经验。GuardianAgent核验多来源一致性、历史经验来源合规性与输出是否越权后准予输出。Emily在主管反馈缺陷后同步调出涉及材料的进场记录单号与完成进场报审预验收的相关人员信息，实现材料质量问题溯源到人，并通过多轮启发式询问引导主管补充现场照片、实测数据与进场验收记录等取证材料，在信息充分后综合判断给出处理建议——包括返工整改与部分退换货方案、渐进式追责提醒以及基于节点进度约束与次品比例的综合判断依据。主管对部分退货方案提出质疑后，系统进一步给出基于三点依据的解释。最终主管确认执行，GuardianAgent完成权限与状态合法性核验，经主管签名确认后，由系统执行整改通知下发、节点状态变更与退换货通知发送等动作。</w:t>
+        <w:t>验收后阶段，主管现场核查发现花岗岩色差与板缝超标后反馈缺陷。SessionAgent将请求拆解为规范比对、合同条款查询与历史经验检索三个工作项。WorkItemAgent分别通过RAG检索组织规则书匹配验收标准与返工整改条款，通过DB查询合同违约条款，通过RAG检索项目态势书获取历史同类问题的处理经验。GuardianAgent核验多来源一致性、历史经验来源合规性与输出是否越权后准予输出。Emily在主管反馈缺陷后同步调出涉及材料的进场记录单号与完成进场报审预验收的相关人员信息，实现材料质量问题溯源到人，并通过多轮启发式询问引导主管补充现场照片、实测数据与进场验收记录等取证材料，在信息充分后综合判断给出处理建议</w:t>
+      </w:r>
+      <w:r>
+        <w:rPr>
+          <w:rFonts w:hint="eastAsia" w:cs="Times New Roman"/>
+          <w:i w:val="0"/>
+          <w:iCs w:val="0"/>
+          <w:color w:val="auto"/>
+          <w:sz w:val="21"/>
+          <w:lang w:eastAsia="zh-CN"/>
+        </w:rPr>
+        <w:t>，</w:t>
+      </w:r>
+      <w:r>
+        <w:rPr>
+          <w:rFonts w:ascii="Times New Roman" w:hAnsi="Times New Roman" w:eastAsia="宋体" w:cs="Times New Roman"/>
+          <w:i w:val="0"/>
+          <w:iCs w:val="0"/>
+          <w:color w:val="auto"/>
+          <w:sz w:val="21"/>
+        </w:rPr>
+        <w:t>包括返工整改与部分退换货方案、渐进式追责提醒以及基于节点进度约束与次品比例的综合判断依据。主管对部分退货方案提出质疑后，系统进一步给出基于三点依据的解释。最终主管确认执行，GuardianAgent完成权限与状态合法性核验，经主管签名确认后，由系统执行整改通知下发、节点状态变更与退换货通知发送等动作。</w:t>
       </w:r>
     </w:p>
     <w:p>
@@ -5755,7 +5875,28 @@
           <w:color w:val="auto"/>
           <w:sz w:val="21"/>
         </w:rPr>
-        <w:t>重点观察。 案例验证结果显示，在本研究场景下，系统能够将来自三个部门、七类独立信息来源、横跨六个阶段的过程记录自动关联还原，形成跨部门、跨阶段的事件链，而在本案例所涉及的组织结构下，传统单一角色难以看到全景；系统不仅还原了事件链，还识别出三处信息流转缺口，将分散在各部门的”局部合理”串联后暴露了组织层面的结构性信息断裂；系统能力书未匹配到专属SOP但并未拒绝请求，而是在验证用户权限后调度已有基座能力临时组合完成跨源复合任务，全程不生成新SOP、不创建新流程；GuardianAgent对涉密信息按权限分级释放，实现了传统模式下难以系统化执行的权限核验。需要指出的是，系统还原的是基于同期多源留痕、经独立来源交叉印证的证据链，而非人员事后回忆重构的单一叙事——这种回放能力不依赖任何具体个人的在岗状态，即便关键知情人仍在岗，传统访谈所能提供的也只是受立场与记忆影响、难以交叉验证的局部陈述，组织记忆由此跨越人员更迭而留存。</w:t>
+        <w:t>重点观察。 案例验证结果显示，在本研究场景下，系统能够将来自三个部门、七类独立信息来源、横跨六个阶段的过程记录自动关联还原，形成跨部门、跨阶段的事件链，而在本案例所涉及的组织结构下，传统单一角色难以看到全景；系统不仅还原了事件链，还识别出三处信息流转缺口，将分散在各部门的”局部合理”串联后暴露了组织层面的结构性信息断裂；系统能力书未匹配到专属SOP但并未拒绝请求，而是在验证用户权限后调度已有基座能力临时组合完成跨源复合任务，全程不生成新SOP、不创建新流程；GuardianAgent对涉密信息按权限分级释放，实现了传统模式下难以系统化执行的权限核验。需要指出的是，系统还原的是基于同期多源留痕、经独立来源交叉印证的证据链，而非人员事后回忆重构的单一叙事</w:t>
+      </w:r>
+      <w:r>
+        <w:rPr>
+          <w:rFonts w:hint="eastAsia" w:cs="Times New Roman"/>
+          <w:i w:val="0"/>
+          <w:iCs w:val="0"/>
+          <w:color w:val="auto"/>
+          <w:sz w:val="21"/>
+          <w:lang w:eastAsia="zh-CN"/>
+        </w:rPr>
+        <w:t>，</w:t>
+      </w:r>
+      <w:r>
+        <w:rPr>
+          <w:rFonts w:ascii="Times New Roman" w:hAnsi="Times New Roman" w:eastAsia="宋体" w:cs="Times New Roman"/>
+          <w:i w:val="0"/>
+          <w:iCs w:val="0"/>
+          <w:color w:val="auto"/>
+          <w:sz w:val="21"/>
+        </w:rPr>
+        <w:t>这种回放能力不依赖任何具体个人的在岗状态，即便关键知情人仍在岗，传统访谈所能提供的也只是受立场与记忆影响、难以交叉验证的局部陈述，组织记忆由此跨越人员更迭而留存。</w:t>
       </w:r>
     </w:p>
     <w:p>
@@ -7257,7 +7398,28 @@
           <w:color w:val="auto"/>
           <w:sz w:val="21"/>
         </w:rPr>
-        <w:t>本文的核心认识是：AI在垂直行业中的价值不一定来自”替代专家”，而可能来自”重构信息流”——通过将分散于各部门、各阶段、各载体的过程信息组织为多来源可对照的全程留痕记录链，AI能够提升组织过程信息的可见性与可验证性，为传统行业团队协同能力的升级提供新的工程路径；垂直领域行业团队智能体由此可能成为AI技术推动传统行业生产力发展的重要路径。</w:t>
+        <w:t>本文的核心认识是：AI在垂直行业中的价值不一定来自”替代专家”，而可能来自”重构信息流”</w:t>
+      </w:r>
+      <w:r>
+        <w:rPr>
+          <w:rFonts w:hint="eastAsia" w:cs="Times New Roman"/>
+          <w:i w:val="0"/>
+          <w:iCs w:val="0"/>
+          <w:color w:val="auto"/>
+          <w:sz w:val="21"/>
+          <w:lang w:eastAsia="zh-CN"/>
+        </w:rPr>
+        <w:t>，</w:t>
+      </w:r>
+      <w:r>
+        <w:rPr>
+          <w:rFonts w:ascii="Times New Roman" w:hAnsi="Times New Roman" w:eastAsia="宋体" w:cs="Times New Roman"/>
+          <w:i w:val="0"/>
+          <w:iCs w:val="0"/>
+          <w:color w:val="auto"/>
+          <w:sz w:val="21"/>
+        </w:rPr>
+        <w:t>通过将分散于各部门、各阶段、各载体的过程信息组织为多来源可对照的全程留痕记录链，AI能够提升组织过程信息的可见性与可验证性，为传统行业团队协同能力的升级提供新的工程路径；垂直领域行业团队智能体由此可能成为AI技术推动传统行业生产力发展的重要路径。</w:t>
       </w:r>
     </w:p>
     <w:p>
